--- a/templates/commercial.docx
+++ b/templates/commercial.docx
@@ -9652,8 +9652,6 @@
               <w:jc w:val="center"/>
               <w:textAlignment w:val="center"/>
             </w:pPr>
-            <w:bookmarkStart w:id="65" w:name="_Toc505087758"/>
-            <w:bookmarkStart w:id="66" w:name="_Toc484941666"/>
             <w:r>
               <w:rPr>
                 <w:rFonts w:hint="eastAsia" w:ascii="楷体" w:hAnsi="楷体" w:eastAsia="楷体" w:cs="楷体"/>
@@ -9662,7 +9660,7 @@
                 <w:sz w:val="20"/>
                 <w:lang w:val="en-US" w:eastAsia="zh-CN" w:bidi="ar"/>
               </w:rPr>
-              <w:t>区位状况</w:t>
+              <w:t>{%tr for f in 区位因素 %}</w:t>
             </w:r>
           </w:p>
         </w:tc>
@@ -9760,7 +9758,6 @@
         <w:tc>
           <w:tcPr>
             <w:tcW w:w="361" w:type="pct"/>
-            <w:vMerge w:val="continue"/>
             <w:tcBorders>
               <w:top w:val="single" w:color="auto" w:sz="4" w:space="0"/>
               <w:left w:val="single" w:color="auto" w:sz="4" w:space="0"/>
@@ -9774,8 +9771,33 @@
               <w:right w:w="108" w:type="dxa"/>
             </w:tcMar>
             <w:vAlign w:val="center"/>
+            <w:vMerge w:val="{% if loop.first %}restart{% else %}continue{% endif %}"/>
           </w:tcPr>
-          <w:p/>
+          <w:p>
+            <w:pPr>
+              <w:widowControl/>
+              <w:jc w:val="center"/>
+              <w:textAlignment w:val="center"/>
+            </w:pPr>
+            <w:r>
+              <w:t>{% if loop.first %}</w:t>
+            </w:r>
+            <w:bookmarkStart w:id="65" w:name="_Toc505087758"/>
+            <w:bookmarkStart w:id="66" w:name="_Toc484941666"/>
+            <w:r>
+              <w:t>{% endif %}</w:t>
+            </w:r>
+            <w:r>
+              <w:rPr>
+                <w:rFonts w:hint="eastAsia" w:ascii="楷体" w:hAnsi="楷体" w:eastAsia="楷体" w:cs="楷体"/>
+                <w:color w:val="000000"/>
+                <w:kern w:val="0"/>
+                <w:sz w:val="20"/>
+                <w:lang w:val="en-US" w:eastAsia="zh-CN" w:bidi="ar"/>
+              </w:rPr>
+              <w:t>{% if loop.first %}区位状况{% endif %}</w:t>
+            </w:r>
+          </w:p>
         </w:tc>
         <w:tc>
           <w:tcPr>
@@ -9815,7 +9837,7 @@
                 <w:sz w:val="20"/>
                 <w:lang w:val="en-US" w:eastAsia="zh-CN" w:bidi="ar"/>
               </w:rPr>
-              <w:t>临街状况</w:t>
+              <w:t>{{ f.name }}</w:t>
             </w:r>
           </w:p>
         </w:tc>
@@ -9823,7 +9845,7 @@
           <w:tcPr>
             <w:tcW w:w="3448" w:type="pct"/>
             <w:tcBorders>
-              <w:top w:val="nil"/>
+              <w:top w:val="single" w:color="auto" w:sz="4" w:space="0"/>
               <w:left w:val="nil"/>
               <w:bottom w:val="single" w:color="auto" w:sz="4" w:space="0"/>
               <w:right w:val="single" w:color="auto" w:sz="4" w:space="0"/>
@@ -9846,6 +9868,7 @@
                 <w:color w:val="000000"/>
                 <w:kern w:val="0"/>
                 <w:sz w:val="20"/>
+                <w:highlight w:val="none"/>
                 <w:lang w:val="en-US" w:eastAsia="zh-CN" w:bidi="ar-SA"/>
               </w:rPr>
             </w:pPr>
@@ -9855,9 +9878,10 @@
                 <w:color w:val="000000"/>
                 <w:kern w:val="0"/>
                 <w:sz w:val="20"/>
+                <w:highlight w:val="none"/>
                 <w:lang w:val="en-US" w:eastAsia="zh-CN" w:bidi="ar"/>
               </w:rPr>
-              <w:t>估价对象所在宗地东至义蓬中路，南邻蓬和路，西至春益小区三区，北至青兴路。估价对象临义蓬中路。</w:t>
+              <w:t>{{ f.description }}</w:t>
             </w:r>
           </w:p>
         </w:tc>
@@ -9869,7 +9893,7 @@
         <w:tc>
           <w:tcPr>
             <w:tcW w:w="361" w:type="pct"/>
-            <w:vMerge w:val="continue"/>
+            <w:vMerge w:val="restart"/>
             <w:tcBorders>
               <w:top w:val="single" w:color="auto" w:sz="4" w:space="0"/>
               <w:left w:val="single" w:color="auto" w:sz="4" w:space="0"/>
@@ -9884,7 +9908,23 @@
             </w:tcMar>
             <w:vAlign w:val="center"/>
           </w:tcPr>
-          <w:p/>
+          <w:p>
+            <w:pPr>
+              <w:widowControl/>
+              <w:jc w:val="center"/>
+              <w:textAlignment w:val="center"/>
+            </w:pPr>
+            <w:r>
+              <w:rPr>
+                <w:rFonts w:hint="eastAsia" w:ascii="楷体" w:hAnsi="楷体" w:eastAsia="楷体" w:cs="楷体"/>
+                <w:color w:val="000000"/>
+                <w:kern w:val="0"/>
+                <w:sz w:val="20"/>
+                <w:lang w:val="en-US" w:eastAsia="zh-CN" w:bidi="ar"/>
+              </w:rPr>
+              <w:t>{%tr endfor %}</w:t>
+            </w:r>
+          </w:p>
         </w:tc>
         <w:tc>
           <w:tcPr>
@@ -9924,7 +9964,7 @@
                 <w:sz w:val="20"/>
                 <w:lang w:val="en-US" w:eastAsia="zh-CN" w:bidi="ar"/>
               </w:rPr>
-              <w:t>临街道路人流量</w:t>
+              <w:t>商业繁华程度</w:t>
             </w:r>
           </w:p>
         </w:tc>
@@ -9932,7 +9972,7 @@
           <w:tcPr>
             <w:tcW w:w="3448" w:type="pct"/>
             <w:tcBorders>
-              <w:top w:val="nil"/>
+              <w:top w:val="single" w:color="auto" w:sz="4" w:space="0"/>
               <w:left w:val="nil"/>
               <w:bottom w:val="single" w:color="auto" w:sz="4" w:space="0"/>
               <w:right w:val="single" w:color="auto" w:sz="4" w:space="0"/>
@@ -9968,879 +10008,7 @@
                 <w:highlight w:val="none"/>
                 <w:lang w:val="en-US" w:eastAsia="zh-CN" w:bidi="ar"/>
               </w:rPr>
-              <w:t>根据估价人员现场勘查，估价对象所处位置客流基数较大。</w:t>
-            </w:r>
-          </w:p>
-        </w:tc>
-      </w:tr>
-      <w:tr>
-        <w:trPr>
-          <w:trHeight w:val="499" w:hRule="atLeast"/>
-        </w:trPr>
-        <w:tc>
-          <w:tcPr>
-            <w:tcW w:w="361" w:type="pct"/>
-            <w:vMerge w:val="continue"/>
-            <w:tcBorders>
-              <w:top w:val="single" w:color="auto" w:sz="4" w:space="0"/>
-              <w:left w:val="single" w:color="auto" w:sz="4" w:space="0"/>
-              <w:bottom w:val="single" w:color="auto" w:sz="4" w:space="0"/>
-              <w:right w:val="single" w:color="auto" w:sz="4" w:space="0"/>
-            </w:tcBorders>
-            <w:shd w:val="clear" w:color="auto" w:fill="auto"/>
-            <w:noWrap w:val="0"/>
-            <w:tcMar>
-              <w:left w:w="108" w:type="dxa"/>
-              <w:right w:w="108" w:type="dxa"/>
-            </w:tcMar>
-            <w:vAlign w:val="center"/>
-          </w:tcPr>
-          <w:p/>
-        </w:tc>
-        <w:tc>
-          <w:tcPr>
-            <w:tcW w:w="1189" w:type="pct"/>
-            <w:tcBorders>
-              <w:top w:val="single" w:color="auto" w:sz="4" w:space="0"/>
-              <w:left w:val="nil"/>
-              <w:bottom w:val="single" w:color="auto" w:sz="4" w:space="0"/>
-              <w:right w:val="single" w:color="auto" w:sz="4" w:space="0"/>
-            </w:tcBorders>
-            <w:shd w:val="clear" w:color="auto" w:fill="auto"/>
-            <w:noWrap w:val="0"/>
-            <w:tcMar>
-              <w:left w:w="108" w:type="dxa"/>
-              <w:right w:w="108" w:type="dxa"/>
-            </w:tcMar>
-            <w:vAlign w:val="center"/>
-          </w:tcPr>
-          <w:p>
-            <w:pPr>
-              <w:widowControl/>
-              <w:jc w:val="center"/>
-              <w:textAlignment w:val="center"/>
-              <w:rPr>
-                <w:rFonts w:hint="eastAsia" w:ascii="楷体" w:hAnsi="楷体" w:eastAsia="楷体" w:cs="宋体"/>
-                <w:color w:val="000000"/>
-                <w:kern w:val="0"/>
-                <w:sz w:val="20"/>
-                <w:lang w:val="en-US" w:eastAsia="zh-CN" w:bidi="ar-SA"/>
-              </w:rPr>
-            </w:pPr>
-            <w:r>
-              <w:rPr>
-                <w:rFonts w:hint="eastAsia" w:ascii="楷体" w:hAnsi="楷体" w:eastAsia="楷体" w:cs="楷体"/>
-                <w:color w:val="000000"/>
-                <w:kern w:val="0"/>
-                <w:sz w:val="20"/>
-                <w:lang w:val="en-US" w:eastAsia="zh-CN" w:bidi="ar"/>
-              </w:rPr>
-              <w:t>楼层</w:t>
-            </w:r>
-          </w:p>
-        </w:tc>
-        <w:tc>
-          <w:tcPr>
-            <w:tcW w:w="3448" w:type="pct"/>
-            <w:tcBorders>
-              <w:top w:val="nil"/>
-              <w:left w:val="nil"/>
-              <w:bottom w:val="single" w:color="auto" w:sz="4" w:space="0"/>
-              <w:right w:val="single" w:color="auto" w:sz="4" w:space="0"/>
-            </w:tcBorders>
-            <w:shd w:val="clear" w:color="000000" w:fill="FFFFFF"/>
-            <w:noWrap w:val="0"/>
-            <w:tcMar>
-              <w:left w:w="108" w:type="dxa"/>
-              <w:right w:w="108" w:type="dxa"/>
-            </w:tcMar>
-            <w:vAlign w:val="center"/>
-          </w:tcPr>
-          <w:p>
-            <w:pPr>
-              <w:widowControl/>
-              <w:jc w:val="left"/>
-              <w:textAlignment w:val="center"/>
-              <w:rPr>
-                <w:rFonts w:hint="eastAsia" w:ascii="楷体" w:hAnsi="楷体" w:eastAsia="楷体" w:cs="宋体"/>
-                <w:color w:val="000000"/>
-                <w:kern w:val="0"/>
-                <w:sz w:val="20"/>
-                <w:lang w:val="en-US" w:eastAsia="zh-CN" w:bidi="ar-SA"/>
-              </w:rPr>
-            </w:pPr>
-            <w:r>
-              <w:rPr>
-                <w:rFonts w:hint="eastAsia" w:ascii="楷体" w:hAnsi="楷体" w:eastAsia="楷体" w:cs="楷体"/>
-                <w:color w:val="000000"/>
-                <w:kern w:val="0"/>
-                <w:sz w:val="20"/>
-                <w:lang w:val="en-US" w:eastAsia="zh-CN" w:bidi="ar"/>
-              </w:rPr>
-              <w:t>所在层数为第1层。</w:t>
-            </w:r>
-          </w:p>
-        </w:tc>
-      </w:tr>
-      <w:tr>
-        <w:trPr>
-          <w:trHeight w:val="499" w:hRule="atLeast"/>
-        </w:trPr>
-        <w:tc>
-          <w:tcPr>
-            <w:tcW w:w="361" w:type="pct"/>
-            <w:vMerge w:val="continue"/>
-            <w:tcBorders>
-              <w:top w:val="single" w:color="auto" w:sz="4" w:space="0"/>
-              <w:left w:val="single" w:color="auto" w:sz="4" w:space="0"/>
-              <w:bottom w:val="single" w:color="auto" w:sz="4" w:space="0"/>
-              <w:right w:val="single" w:color="auto" w:sz="4" w:space="0"/>
-            </w:tcBorders>
-            <w:shd w:val="clear" w:color="auto" w:fill="auto"/>
-            <w:noWrap w:val="0"/>
-            <w:tcMar>
-              <w:left w:w="108" w:type="dxa"/>
-              <w:right w:w="108" w:type="dxa"/>
-            </w:tcMar>
-            <w:vAlign w:val="center"/>
-          </w:tcPr>
-          <w:p/>
-        </w:tc>
-        <w:tc>
-          <w:tcPr>
-            <w:tcW w:w="1189" w:type="pct"/>
-            <w:tcBorders>
-              <w:top w:val="single" w:color="auto" w:sz="4" w:space="0"/>
-              <w:left w:val="nil"/>
-              <w:bottom w:val="single" w:color="auto" w:sz="4" w:space="0"/>
-              <w:right w:val="single" w:color="auto" w:sz="4" w:space="0"/>
-            </w:tcBorders>
-            <w:shd w:val="clear" w:color="auto" w:fill="auto"/>
-            <w:noWrap w:val="0"/>
-            <w:tcMar>
-              <w:left w:w="108" w:type="dxa"/>
-              <w:right w:w="108" w:type="dxa"/>
-            </w:tcMar>
-            <w:vAlign w:val="center"/>
-          </w:tcPr>
-          <w:p>
-            <w:pPr>
-              <w:widowControl/>
-              <w:jc w:val="center"/>
-              <w:textAlignment w:val="center"/>
-              <w:rPr>
-                <w:rFonts w:hint="eastAsia" w:ascii="楷体" w:hAnsi="楷体" w:eastAsia="楷体" w:cs="宋体"/>
-                <w:color w:val="000000"/>
-                <w:kern w:val="0"/>
-                <w:sz w:val="20"/>
-                <w:lang w:val="en-US" w:eastAsia="zh-CN" w:bidi="ar-SA"/>
-              </w:rPr>
-            </w:pPr>
-            <w:r>
-              <w:rPr>
-                <w:rFonts w:hint="eastAsia" w:ascii="楷体" w:hAnsi="楷体" w:eastAsia="楷体" w:cs="楷体"/>
-                <w:color w:val="000000"/>
-                <w:kern w:val="0"/>
-                <w:sz w:val="20"/>
-                <w:lang w:val="en-US" w:eastAsia="zh-CN" w:bidi="ar"/>
-              </w:rPr>
-              <w:t>距离重要进出口距离</w:t>
-            </w:r>
-          </w:p>
-        </w:tc>
-        <w:tc>
-          <w:tcPr>
-            <w:tcW w:w="3448" w:type="pct"/>
-            <w:tcBorders>
-              <w:top w:val="nil"/>
-              <w:left w:val="nil"/>
-              <w:bottom w:val="single" w:color="auto" w:sz="4" w:space="0"/>
-              <w:right w:val="single" w:color="auto" w:sz="4" w:space="0"/>
-            </w:tcBorders>
-            <w:shd w:val="clear" w:color="000000" w:fill="FFFFFF"/>
-            <w:noWrap w:val="0"/>
-            <w:tcMar>
-              <w:left w:w="108" w:type="dxa"/>
-              <w:right w:w="108" w:type="dxa"/>
-            </w:tcMar>
-            <w:vAlign w:val="center"/>
-          </w:tcPr>
-          <w:p>
-            <w:pPr>
-              <w:widowControl/>
-              <w:jc w:val="left"/>
-              <w:textAlignment w:val="center"/>
-              <w:rPr>
-                <w:rFonts w:hint="eastAsia" w:ascii="楷体" w:hAnsi="楷体" w:eastAsia="楷体" w:cs="宋体"/>
-                <w:color w:val="000000"/>
-                <w:kern w:val="0"/>
-                <w:sz w:val="20"/>
-                <w:lang w:val="en-US" w:eastAsia="zh-CN" w:bidi="ar-SA"/>
-              </w:rPr>
-            </w:pPr>
-            <w:r>
-              <w:rPr>
-                <w:rFonts w:hint="eastAsia" w:ascii="楷体" w:hAnsi="楷体" w:eastAsia="楷体" w:cs="楷体"/>
-                <w:color w:val="000000"/>
-                <w:kern w:val="0"/>
-                <w:sz w:val="20"/>
-                <w:lang w:val="en-US" w:eastAsia="zh-CN" w:bidi="ar"/>
-              </w:rPr>
-              <w:t>为义蓬中路沿街店面。</w:t>
-            </w:r>
-          </w:p>
-        </w:tc>
-      </w:tr>
-      <w:tr>
-        <w:trPr>
-          <w:trHeight w:val="499" w:hRule="atLeast"/>
-        </w:trPr>
-        <w:tc>
-          <w:tcPr>
-            <w:tcW w:w="361" w:type="pct"/>
-            <w:vMerge w:val="continue"/>
-            <w:tcBorders>
-              <w:top w:val="single" w:color="auto" w:sz="4" w:space="0"/>
-              <w:left w:val="single" w:color="auto" w:sz="4" w:space="0"/>
-              <w:bottom w:val="single" w:color="auto" w:sz="4" w:space="0"/>
-              <w:right w:val="single" w:color="auto" w:sz="4" w:space="0"/>
-            </w:tcBorders>
-            <w:shd w:val="clear" w:color="auto" w:fill="auto"/>
-            <w:noWrap w:val="0"/>
-            <w:tcMar>
-              <w:left w:w="108" w:type="dxa"/>
-              <w:right w:w="108" w:type="dxa"/>
-            </w:tcMar>
-            <w:vAlign w:val="center"/>
-          </w:tcPr>
-          <w:p/>
-        </w:tc>
-        <w:tc>
-          <w:tcPr>
-            <w:tcW w:w="1189" w:type="pct"/>
-            <w:tcBorders>
-              <w:top w:val="single" w:color="auto" w:sz="4" w:space="0"/>
-              <w:left w:val="nil"/>
-              <w:bottom w:val="single" w:color="auto" w:sz="4" w:space="0"/>
-              <w:right w:val="single" w:color="auto" w:sz="4" w:space="0"/>
-            </w:tcBorders>
-            <w:shd w:val="clear" w:color="auto" w:fill="auto"/>
-            <w:noWrap w:val="0"/>
-            <w:tcMar>
-              <w:left w:w="108" w:type="dxa"/>
-              <w:right w:w="108" w:type="dxa"/>
-            </w:tcMar>
-            <w:vAlign w:val="center"/>
-          </w:tcPr>
-          <w:p>
-            <w:pPr>
-              <w:widowControl/>
-              <w:jc w:val="center"/>
-              <w:textAlignment w:val="center"/>
-              <w:rPr>
-                <w:rFonts w:hint="eastAsia" w:ascii="楷体" w:hAnsi="楷体" w:eastAsia="楷体" w:cs="宋体"/>
-                <w:color w:val="000000"/>
-                <w:kern w:val="0"/>
-                <w:sz w:val="20"/>
-                <w:lang w:val="en-US" w:eastAsia="zh-CN" w:bidi="ar-SA"/>
-              </w:rPr>
-            </w:pPr>
-            <w:r>
-              <w:rPr>
-                <w:rFonts w:hint="eastAsia" w:ascii="楷体" w:hAnsi="楷体" w:eastAsia="楷体" w:cs="楷体"/>
-                <w:color w:val="000000"/>
-                <w:kern w:val="0"/>
-                <w:sz w:val="20"/>
-                <w:lang w:val="en-US" w:eastAsia="zh-CN" w:bidi="ar"/>
-              </w:rPr>
-              <w:t>离地铁距离</w:t>
-            </w:r>
-          </w:p>
-        </w:tc>
-        <w:tc>
-          <w:tcPr>
-            <w:tcW w:w="3448" w:type="pct"/>
-            <w:tcBorders>
-              <w:top w:val="nil"/>
-              <w:left w:val="nil"/>
-              <w:bottom w:val="single" w:color="auto" w:sz="4" w:space="0"/>
-              <w:right w:val="single" w:color="auto" w:sz="4" w:space="0"/>
-            </w:tcBorders>
-            <w:shd w:val="clear" w:color="000000" w:fill="FFFFFF"/>
-            <w:noWrap w:val="0"/>
-            <w:tcMar>
-              <w:left w:w="108" w:type="dxa"/>
-              <w:right w:w="108" w:type="dxa"/>
-            </w:tcMar>
-            <w:vAlign w:val="center"/>
-          </w:tcPr>
-          <w:p>
-            <w:pPr>
-              <w:widowControl/>
-              <w:jc w:val="left"/>
-              <w:textAlignment w:val="center"/>
-              <w:rPr>
-                <w:rFonts w:hint="eastAsia" w:ascii="楷体" w:hAnsi="楷体" w:eastAsia="楷体" w:cs="宋体"/>
-                <w:color w:val="000000"/>
-                <w:kern w:val="0"/>
-                <w:sz w:val="20"/>
-                <w:lang w:val="en-US" w:eastAsia="zh-CN" w:bidi="ar-SA"/>
-              </w:rPr>
-            </w:pPr>
-            <w:r>
-              <w:rPr>
-                <w:rFonts w:hint="eastAsia" w:ascii="楷体" w:hAnsi="楷体" w:eastAsia="楷体" w:cs="楷体"/>
-                <w:color w:val="000000"/>
-                <w:kern w:val="0"/>
-                <w:sz w:val="20"/>
-                <w:lang w:val="en-US" w:eastAsia="zh-CN" w:bidi="ar"/>
-              </w:rPr>
-              <w:t>距离地铁7号线义蓬站直线距离500米。</w:t>
-            </w:r>
-          </w:p>
-        </w:tc>
-      </w:tr>
-      <w:tr>
-        <w:trPr>
-          <w:trHeight w:val="499" w:hRule="atLeast"/>
-        </w:trPr>
-        <w:tc>
-          <w:tcPr>
-            <w:tcW w:w="361" w:type="pct"/>
-            <w:vMerge w:val="continue"/>
-            <w:tcBorders>
-              <w:top w:val="single" w:color="auto" w:sz="4" w:space="0"/>
-              <w:left w:val="single" w:color="auto" w:sz="4" w:space="0"/>
-              <w:bottom w:val="single" w:color="auto" w:sz="4" w:space="0"/>
-              <w:right w:val="single" w:color="auto" w:sz="4" w:space="0"/>
-            </w:tcBorders>
-            <w:shd w:val="clear" w:color="auto" w:fill="auto"/>
-            <w:noWrap w:val="0"/>
-            <w:tcMar>
-              <w:left w:w="108" w:type="dxa"/>
-              <w:right w:w="108" w:type="dxa"/>
-            </w:tcMar>
-            <w:vAlign w:val="center"/>
-          </w:tcPr>
-          <w:p/>
-        </w:tc>
-        <w:tc>
-          <w:tcPr>
-            <w:tcW w:w="1189" w:type="pct"/>
-            <w:tcBorders>
-              <w:top w:val="single" w:color="auto" w:sz="4" w:space="0"/>
-              <w:left w:val="nil"/>
-              <w:bottom w:val="single" w:color="auto" w:sz="4" w:space="0"/>
-              <w:right w:val="single" w:color="auto" w:sz="4" w:space="0"/>
-            </w:tcBorders>
-            <w:shd w:val="clear" w:color="auto" w:fill="auto"/>
-            <w:noWrap w:val="0"/>
-            <w:tcMar>
-              <w:left w:w="108" w:type="dxa"/>
-              <w:right w:w="108" w:type="dxa"/>
-            </w:tcMar>
-            <w:vAlign w:val="center"/>
-          </w:tcPr>
-          <w:p>
-            <w:pPr>
-              <w:widowControl/>
-              <w:jc w:val="center"/>
-              <w:textAlignment w:val="center"/>
-              <w:rPr>
-                <w:rFonts w:hint="eastAsia" w:ascii="楷体" w:hAnsi="楷体" w:eastAsia="楷体" w:cs="宋体"/>
-                <w:color w:val="000000"/>
-                <w:kern w:val="0"/>
-                <w:sz w:val="20"/>
-                <w:lang w:val="en-US" w:eastAsia="zh-CN" w:bidi="ar-SA"/>
-              </w:rPr>
-            </w:pPr>
-            <w:r>
-              <w:rPr>
-                <w:rFonts w:hint="eastAsia" w:ascii="楷体" w:hAnsi="楷体" w:eastAsia="楷体" w:cs="楷体"/>
-                <w:color w:val="000000"/>
-                <w:kern w:val="0"/>
-                <w:sz w:val="20"/>
-                <w:lang w:val="en-US" w:eastAsia="zh-CN" w:bidi="ar"/>
-              </w:rPr>
-              <w:t>200米内公交线路数</w:t>
-            </w:r>
-          </w:p>
-        </w:tc>
-        <w:tc>
-          <w:tcPr>
-            <w:tcW w:w="3448" w:type="pct"/>
-            <w:tcBorders>
-              <w:top w:val="nil"/>
-              <w:left w:val="nil"/>
-              <w:bottom w:val="single" w:color="auto" w:sz="4" w:space="0"/>
-              <w:right w:val="single" w:color="auto" w:sz="4" w:space="0"/>
-            </w:tcBorders>
-            <w:shd w:val="clear" w:color="000000" w:fill="FFFFFF"/>
-            <w:noWrap w:val="0"/>
-            <w:tcMar>
-              <w:left w:w="108" w:type="dxa"/>
-              <w:right w:w="108" w:type="dxa"/>
-            </w:tcMar>
-            <w:vAlign w:val="center"/>
-          </w:tcPr>
-          <w:p>
-            <w:pPr>
-              <w:widowControl/>
-              <w:jc w:val="left"/>
-              <w:textAlignment w:val="center"/>
-              <w:rPr>
-                <w:rFonts w:hint="eastAsia" w:ascii="楷体" w:hAnsi="楷体" w:eastAsia="楷体" w:cs="宋体"/>
-                <w:color w:val="000000"/>
-                <w:kern w:val="0"/>
-                <w:sz w:val="20"/>
-                <w:lang w:val="en-US" w:eastAsia="zh-CN" w:bidi="ar-SA"/>
-              </w:rPr>
-            </w:pPr>
-            <w:r>
-              <w:rPr>
-                <w:rFonts w:hint="eastAsia" w:ascii="楷体" w:hAnsi="楷体" w:eastAsia="楷体" w:cs="楷体"/>
-                <w:color w:val="000000"/>
-                <w:kern w:val="0"/>
-                <w:sz w:val="20"/>
-                <w:lang w:val="en-US" w:eastAsia="zh-CN" w:bidi="ar"/>
-              </w:rPr>
-              <w:t>3180/3149路公交车。</w:t>
-            </w:r>
-          </w:p>
-        </w:tc>
-      </w:tr>
-      <w:tr>
-        <w:trPr>
-          <w:trHeight w:val="499" w:hRule="atLeast"/>
-        </w:trPr>
-        <w:tc>
-          <w:tcPr>
-            <w:tcW w:w="361" w:type="pct"/>
-            <w:vMerge w:val="continue"/>
-            <w:tcBorders>
-              <w:top w:val="single" w:color="auto" w:sz="4" w:space="0"/>
-              <w:left w:val="single" w:color="auto" w:sz="4" w:space="0"/>
-              <w:bottom w:val="single" w:color="auto" w:sz="4" w:space="0"/>
-              <w:right w:val="single" w:color="auto" w:sz="4" w:space="0"/>
-            </w:tcBorders>
-            <w:shd w:val="clear" w:color="auto" w:fill="auto"/>
-            <w:noWrap w:val="0"/>
-            <w:tcMar>
-              <w:left w:w="108" w:type="dxa"/>
-              <w:right w:w="108" w:type="dxa"/>
-            </w:tcMar>
-            <w:vAlign w:val="center"/>
-          </w:tcPr>
-          <w:p/>
-        </w:tc>
-        <w:tc>
-          <w:tcPr>
-            <w:tcW w:w="1189" w:type="pct"/>
-            <w:tcBorders>
-              <w:top w:val="single" w:color="auto" w:sz="4" w:space="0"/>
-              <w:left w:val="nil"/>
-              <w:bottom w:val="single" w:color="auto" w:sz="4" w:space="0"/>
-              <w:right w:val="single" w:color="auto" w:sz="4" w:space="0"/>
-            </w:tcBorders>
-            <w:shd w:val="clear" w:color="auto" w:fill="auto"/>
-            <w:noWrap w:val="0"/>
-            <w:tcMar>
-              <w:left w:w="108" w:type="dxa"/>
-              <w:right w:w="108" w:type="dxa"/>
-            </w:tcMar>
-            <w:vAlign w:val="center"/>
-          </w:tcPr>
-          <w:p>
-            <w:pPr>
-              <w:widowControl/>
-              <w:jc w:val="center"/>
-              <w:textAlignment w:val="center"/>
-              <w:rPr>
-                <w:rFonts w:hint="eastAsia" w:ascii="楷体" w:hAnsi="楷体" w:eastAsia="楷体" w:cs="宋体"/>
-                <w:color w:val="000000"/>
-                <w:kern w:val="0"/>
-                <w:sz w:val="20"/>
-                <w:lang w:val="en-US" w:eastAsia="zh-CN" w:bidi="ar-SA"/>
-              </w:rPr>
-            </w:pPr>
-            <w:r>
-              <w:rPr>
-                <w:rFonts w:hint="eastAsia" w:ascii="楷体" w:hAnsi="楷体" w:eastAsia="楷体" w:cs="楷体"/>
-                <w:color w:val="000000"/>
-                <w:kern w:val="0"/>
-                <w:sz w:val="20"/>
-                <w:lang w:val="en-US" w:eastAsia="zh-CN" w:bidi="ar"/>
-              </w:rPr>
-              <w:t>停车便利度</w:t>
-            </w:r>
-          </w:p>
-        </w:tc>
-        <w:tc>
-          <w:tcPr>
-            <w:tcW w:w="3448" w:type="pct"/>
-            <w:tcBorders>
-              <w:top w:val="nil"/>
-              <w:left w:val="nil"/>
-              <w:bottom w:val="single" w:color="auto" w:sz="4" w:space="0"/>
-              <w:right w:val="single" w:color="auto" w:sz="4" w:space="0"/>
-            </w:tcBorders>
-            <w:shd w:val="clear" w:color="000000" w:fill="FFFFFF"/>
-            <w:noWrap w:val="0"/>
-            <w:tcMar>
-              <w:left w:w="108" w:type="dxa"/>
-              <w:right w:w="108" w:type="dxa"/>
-            </w:tcMar>
-            <w:vAlign w:val="center"/>
-          </w:tcPr>
-          <w:p>
-            <w:pPr>
-              <w:widowControl/>
-              <w:jc w:val="left"/>
-              <w:textAlignment w:val="center"/>
-              <w:rPr>
-                <w:rFonts w:hint="eastAsia" w:ascii="楷体" w:hAnsi="楷体" w:eastAsia="楷体" w:cs="宋体"/>
-                <w:color w:val="000000"/>
-                <w:kern w:val="0"/>
-                <w:sz w:val="20"/>
-                <w:lang w:val="en-US" w:eastAsia="zh-CN" w:bidi="ar-SA"/>
-              </w:rPr>
-            </w:pPr>
-            <w:r>
-              <w:rPr>
-                <w:rFonts w:hint="eastAsia" w:ascii="楷体" w:hAnsi="楷体" w:eastAsia="楷体" w:cs="楷体"/>
-                <w:color w:val="000000"/>
-                <w:kern w:val="0"/>
-                <w:sz w:val="20"/>
-                <w:lang w:val="en-US" w:eastAsia="zh-CN" w:bidi="ar"/>
-              </w:rPr>
-              <w:t>停车位基本满足。</w:t>
-            </w:r>
-          </w:p>
-        </w:tc>
-      </w:tr>
-      <w:tr>
-        <w:trPr>
-          <w:trHeight w:val="499" w:hRule="atLeast"/>
-        </w:trPr>
-        <w:tc>
-          <w:tcPr>
-            <w:tcW w:w="361" w:type="pct"/>
-            <w:vMerge w:val="continue"/>
-            <w:tcBorders>
-              <w:top w:val="single" w:color="auto" w:sz="4" w:space="0"/>
-              <w:left w:val="single" w:color="auto" w:sz="4" w:space="0"/>
-              <w:bottom w:val="single" w:color="auto" w:sz="4" w:space="0"/>
-              <w:right w:val="single" w:color="auto" w:sz="4" w:space="0"/>
-            </w:tcBorders>
-            <w:shd w:val="clear" w:color="auto" w:fill="auto"/>
-            <w:noWrap w:val="0"/>
-            <w:tcMar>
-              <w:left w:w="108" w:type="dxa"/>
-              <w:right w:w="108" w:type="dxa"/>
-            </w:tcMar>
-            <w:vAlign w:val="center"/>
-          </w:tcPr>
-          <w:p/>
-        </w:tc>
-        <w:tc>
-          <w:tcPr>
-            <w:tcW w:w="1189" w:type="pct"/>
-            <w:tcBorders>
-              <w:top w:val="single" w:color="auto" w:sz="4" w:space="0"/>
-              <w:left w:val="nil"/>
-              <w:bottom w:val="single" w:color="auto" w:sz="4" w:space="0"/>
-              <w:right w:val="single" w:color="auto" w:sz="4" w:space="0"/>
-            </w:tcBorders>
-            <w:shd w:val="clear" w:color="auto" w:fill="auto"/>
-            <w:noWrap w:val="0"/>
-            <w:tcMar>
-              <w:left w:w="108" w:type="dxa"/>
-              <w:right w:w="108" w:type="dxa"/>
-            </w:tcMar>
-            <w:vAlign w:val="center"/>
-          </w:tcPr>
-          <w:p>
-            <w:pPr>
-              <w:widowControl/>
-              <w:jc w:val="center"/>
-              <w:textAlignment w:val="center"/>
-              <w:rPr>
-                <w:rFonts w:hint="eastAsia" w:ascii="楷体" w:hAnsi="楷体" w:eastAsia="楷体" w:cs="宋体"/>
-                <w:color w:val="000000"/>
-                <w:kern w:val="0"/>
-                <w:sz w:val="20"/>
-                <w:lang w:val="en-US" w:eastAsia="zh-CN" w:bidi="ar-SA"/>
-              </w:rPr>
-            </w:pPr>
-            <w:r>
-              <w:rPr>
-                <w:rFonts w:hint="eastAsia" w:ascii="楷体" w:hAnsi="楷体" w:eastAsia="楷体" w:cs="楷体"/>
-                <w:color w:val="000000"/>
-                <w:kern w:val="0"/>
-                <w:sz w:val="20"/>
-                <w:lang w:val="en-US" w:eastAsia="zh-CN" w:bidi="ar"/>
-              </w:rPr>
-              <w:t>基础设施</w:t>
-            </w:r>
-          </w:p>
-        </w:tc>
-        <w:tc>
-          <w:tcPr>
-            <w:tcW w:w="3448" w:type="pct"/>
-            <w:tcBorders>
-              <w:top w:val="nil"/>
-              <w:left w:val="nil"/>
-              <w:bottom w:val="single" w:color="auto" w:sz="4" w:space="0"/>
-              <w:right w:val="single" w:color="auto" w:sz="4" w:space="0"/>
-            </w:tcBorders>
-            <w:shd w:val="clear" w:color="000000" w:fill="FFFFFF"/>
-            <w:noWrap w:val="0"/>
-            <w:tcMar>
-              <w:left w:w="108" w:type="dxa"/>
-              <w:right w:w="108" w:type="dxa"/>
-            </w:tcMar>
-            <w:vAlign w:val="center"/>
-          </w:tcPr>
-          <w:p>
-            <w:pPr>
-              <w:widowControl/>
-              <w:jc w:val="left"/>
-              <w:textAlignment w:val="center"/>
-              <w:rPr>
-                <w:rFonts w:hint="eastAsia" w:ascii="楷体" w:hAnsi="楷体" w:eastAsia="楷体" w:cs="宋体"/>
-                <w:color w:val="000000"/>
-                <w:kern w:val="0"/>
-                <w:sz w:val="20"/>
-                <w:lang w:val="en-US" w:eastAsia="zh-CN" w:bidi="ar-SA"/>
-              </w:rPr>
-            </w:pPr>
-            <w:r>
-              <w:rPr>
-                <w:rFonts w:hint="eastAsia" w:ascii="楷体" w:hAnsi="楷体" w:eastAsia="楷体" w:cs="楷体"/>
-                <w:color w:val="000000"/>
-                <w:kern w:val="0"/>
-                <w:sz w:val="20"/>
-                <w:lang w:val="en-US" w:eastAsia="zh-CN" w:bidi="ar"/>
-              </w:rPr>
-              <w:t>该宗地红线内外基础设施达到“六通一平”即通给水、通排水、通电、通路、通讯、通气、场地平整。</w:t>
-            </w:r>
-          </w:p>
-        </w:tc>
-      </w:tr>
-      <w:tr>
-        <w:trPr>
-          <w:trHeight w:val="499" w:hRule="atLeast"/>
-        </w:trPr>
-        <w:tc>
-          <w:tcPr>
-            <w:tcW w:w="361" w:type="pct"/>
-            <w:vMerge w:val="continue"/>
-            <w:tcBorders>
-              <w:top w:val="single" w:color="auto" w:sz="4" w:space="0"/>
-              <w:left w:val="single" w:color="auto" w:sz="4" w:space="0"/>
-              <w:bottom w:val="single" w:color="auto" w:sz="4" w:space="0"/>
-              <w:right w:val="single" w:color="auto" w:sz="4" w:space="0"/>
-            </w:tcBorders>
-            <w:shd w:val="clear" w:color="auto" w:fill="auto"/>
-            <w:noWrap w:val="0"/>
-            <w:tcMar>
-              <w:left w:w="108" w:type="dxa"/>
-              <w:right w:w="108" w:type="dxa"/>
-            </w:tcMar>
-            <w:vAlign w:val="center"/>
-          </w:tcPr>
-          <w:p/>
-        </w:tc>
-        <w:tc>
-          <w:tcPr>
-            <w:tcW w:w="1189" w:type="pct"/>
-            <w:tcBorders>
-              <w:top w:val="single" w:color="auto" w:sz="4" w:space="0"/>
-              <w:left w:val="nil"/>
-              <w:bottom w:val="single" w:color="auto" w:sz="4" w:space="0"/>
-              <w:right w:val="single" w:color="auto" w:sz="4" w:space="0"/>
-            </w:tcBorders>
-            <w:shd w:val="clear" w:color="auto" w:fill="auto"/>
-            <w:noWrap w:val="0"/>
-            <w:tcMar>
-              <w:left w:w="108" w:type="dxa"/>
-              <w:right w:w="108" w:type="dxa"/>
-            </w:tcMar>
-            <w:vAlign w:val="center"/>
-          </w:tcPr>
-          <w:p>
-            <w:pPr>
-              <w:widowControl/>
-              <w:jc w:val="center"/>
-              <w:textAlignment w:val="center"/>
-              <w:rPr>
-                <w:rFonts w:hint="eastAsia" w:ascii="楷体" w:hAnsi="楷体" w:eastAsia="楷体" w:cs="宋体"/>
-                <w:color w:val="000000"/>
-                <w:kern w:val="0"/>
-                <w:sz w:val="20"/>
-                <w:lang w:val="en-US" w:eastAsia="zh-CN" w:bidi="ar-SA"/>
-              </w:rPr>
-            </w:pPr>
-            <w:r>
-              <w:rPr>
-                <w:rFonts w:hint="eastAsia" w:ascii="楷体" w:hAnsi="楷体" w:eastAsia="楷体" w:cs="楷体"/>
-                <w:color w:val="000000"/>
-                <w:kern w:val="0"/>
-                <w:sz w:val="20"/>
-                <w:lang w:val="en-US" w:eastAsia="zh-CN" w:bidi="ar"/>
-              </w:rPr>
-              <w:t>公共服务设施</w:t>
-            </w:r>
-          </w:p>
-        </w:tc>
-        <w:tc>
-          <w:tcPr>
-            <w:tcW w:w="3448" w:type="pct"/>
-            <w:tcBorders>
-              <w:top w:val="nil"/>
-              <w:left w:val="nil"/>
-              <w:bottom w:val="single" w:color="auto" w:sz="4" w:space="0"/>
-              <w:right w:val="single" w:color="auto" w:sz="4" w:space="0"/>
-            </w:tcBorders>
-            <w:shd w:val="clear" w:color="000000" w:fill="FFFFFF"/>
-            <w:noWrap w:val="0"/>
-            <w:tcMar>
-              <w:left w:w="108" w:type="dxa"/>
-              <w:right w:w="108" w:type="dxa"/>
-            </w:tcMar>
-            <w:vAlign w:val="center"/>
-          </w:tcPr>
-          <w:p>
-            <w:pPr>
-              <w:widowControl/>
-              <w:jc w:val="left"/>
-              <w:textAlignment w:val="center"/>
-              <w:rPr>
-                <w:rFonts w:hint="eastAsia" w:ascii="楷体" w:hAnsi="楷体" w:eastAsia="楷体" w:cs="宋体"/>
-                <w:color w:val="000000"/>
-                <w:kern w:val="0"/>
-                <w:sz w:val="20"/>
-                <w:lang w:val="en-US" w:eastAsia="zh-CN" w:bidi="ar-SA"/>
-              </w:rPr>
-            </w:pPr>
-            <w:r>
-              <w:rPr>
-                <w:rFonts w:hint="eastAsia" w:ascii="楷体" w:hAnsi="楷体" w:eastAsia="楷体" w:cs="楷体"/>
-                <w:color w:val="000000"/>
-                <w:kern w:val="0"/>
-                <w:sz w:val="20"/>
-                <w:lang w:val="en-US" w:eastAsia="zh-CN" w:bidi="ar"/>
-              </w:rPr>
-              <w:t>附近学校有杭州市钱塘区崇德实验学校、杭州市钱塘区义蓬中学；医院有杭州市第九人民医院，义蓬社区卫生服务站；银行有中国邮政储蓄银行、杭州银行；商场有义蓬购物中心。</w:t>
-            </w:r>
-          </w:p>
-        </w:tc>
-      </w:tr>
-      <w:tr>
-        <w:trPr>
-          <w:trHeight w:val="499" w:hRule="atLeast"/>
-        </w:trPr>
-        <w:tc>
-          <w:tcPr>
-            <w:tcW w:w="361" w:type="pct"/>
-            <w:vMerge w:val="continue"/>
-            <w:tcBorders>
-              <w:top w:val="single" w:color="auto" w:sz="4" w:space="0"/>
-              <w:left w:val="single" w:color="auto" w:sz="4" w:space="0"/>
-              <w:bottom w:val="single" w:color="auto" w:sz="4" w:space="0"/>
-              <w:right w:val="single" w:color="auto" w:sz="4" w:space="0"/>
-            </w:tcBorders>
-            <w:shd w:val="clear" w:color="auto" w:fill="auto"/>
-            <w:noWrap w:val="0"/>
-            <w:tcMar>
-              <w:left w:w="108" w:type="dxa"/>
-              <w:right w:w="108" w:type="dxa"/>
-            </w:tcMar>
-            <w:vAlign w:val="center"/>
-          </w:tcPr>
-          <w:p/>
-        </w:tc>
-        <w:tc>
-          <w:tcPr>
-            <w:tcW w:w="1189" w:type="pct"/>
-            <w:tcBorders>
-              <w:top w:val="single" w:color="auto" w:sz="4" w:space="0"/>
-              <w:left w:val="nil"/>
-              <w:bottom w:val="single" w:color="auto" w:sz="4" w:space="0"/>
-              <w:right w:val="single" w:color="auto" w:sz="4" w:space="0"/>
-            </w:tcBorders>
-            <w:shd w:val="clear" w:color="auto" w:fill="auto"/>
-            <w:noWrap w:val="0"/>
-            <w:tcMar>
-              <w:left w:w="108" w:type="dxa"/>
-              <w:right w:w="108" w:type="dxa"/>
-            </w:tcMar>
-            <w:vAlign w:val="center"/>
-          </w:tcPr>
-          <w:p>
-            <w:pPr>
-              <w:widowControl/>
-              <w:jc w:val="center"/>
-              <w:textAlignment w:val="center"/>
-              <w:rPr>
-                <w:rFonts w:hint="eastAsia" w:ascii="楷体" w:hAnsi="楷体" w:eastAsia="楷体" w:cs="宋体"/>
-                <w:color w:val="000000"/>
-                <w:kern w:val="0"/>
-                <w:sz w:val="20"/>
-                <w:lang w:val="en-US" w:eastAsia="zh-CN" w:bidi="ar-SA"/>
-              </w:rPr>
-            </w:pPr>
-            <w:r>
-              <w:rPr>
-                <w:rFonts w:hint="eastAsia" w:ascii="楷体" w:hAnsi="楷体" w:eastAsia="楷体" w:cs="楷体"/>
-                <w:color w:val="000000"/>
-                <w:kern w:val="0"/>
-                <w:sz w:val="20"/>
-                <w:lang w:val="en-US" w:eastAsia="zh-CN" w:bidi="ar"/>
-              </w:rPr>
-              <w:t>景观</w:t>
-            </w:r>
-          </w:p>
-        </w:tc>
-        <w:tc>
-          <w:tcPr>
-            <w:tcW w:w="3448" w:type="pct"/>
-            <w:tcBorders>
-              <w:top w:val="nil"/>
-              <w:left w:val="nil"/>
-              <w:bottom w:val="single" w:color="auto" w:sz="4" w:space="0"/>
-              <w:right w:val="single" w:color="auto" w:sz="4" w:space="0"/>
-            </w:tcBorders>
-            <w:shd w:val="clear" w:color="000000" w:fill="FFFFFF"/>
-            <w:noWrap w:val="0"/>
-            <w:tcMar>
-              <w:left w:w="108" w:type="dxa"/>
-              <w:right w:w="108" w:type="dxa"/>
-            </w:tcMar>
-            <w:vAlign w:val="center"/>
-          </w:tcPr>
-          <w:p>
-            <w:pPr>
-              <w:widowControl/>
-              <w:jc w:val="left"/>
-              <w:textAlignment w:val="center"/>
-              <w:rPr>
-                <w:rFonts w:hint="eastAsia" w:ascii="楷体" w:hAnsi="楷体" w:eastAsia="楷体" w:cs="宋体"/>
-                <w:color w:val="000000"/>
-                <w:kern w:val="0"/>
-                <w:sz w:val="20"/>
-                <w:lang w:val="en-US" w:eastAsia="zh-CN" w:bidi="ar-SA"/>
-              </w:rPr>
-            </w:pPr>
-            <w:r>
-              <w:rPr>
-                <w:rFonts w:hint="eastAsia" w:ascii="楷体" w:hAnsi="楷体" w:eastAsia="楷体" w:cs="楷体"/>
-                <w:color w:val="000000"/>
-                <w:kern w:val="0"/>
-                <w:sz w:val="20"/>
-                <w:lang w:val="en-US" w:eastAsia="zh-CN" w:bidi="ar"/>
-              </w:rPr>
-              <w:t>小区普通景观。</w:t>
+              <w:t>距离义蓬购物中心直线距离约100M，商业氛围较好</w:t>
             </w:r>
           </w:p>
         </w:tc>
@@ -10954,7 +10122,7 @@
                 <w:sz w:val="20"/>
                 <w:lang w:val="en-US" w:eastAsia="zh-CN" w:bidi="ar"/>
               </w:rPr>
-              <w:t>实物状况</w:t>
+              <w:t>{%tr for f in 实物因素 %}</w:t>
             </w:r>
           </w:p>
         </w:tc>
@@ -11048,7 +10216,6 @@
         <w:tc>
           <w:tcPr>
             <w:tcW w:w="363" w:type="pct"/>
-            <w:vMerge w:val="continue"/>
             <w:tcBorders>
               <w:top w:val="single" w:color="auto" w:sz="4" w:space="0"/>
               <w:left w:val="single" w:color="auto" w:sz="4" w:space="0"/>
@@ -11061,8 +10228,32 @@
               <w:right w:w="108" w:type="dxa"/>
             </w:tcMar>
             <w:vAlign w:val="center"/>
+            <w:vMerge w:val="{% if loop.first %}restart{% else %}continue{% endif %}"/>
           </w:tcPr>
-          <w:p/>
+          <w:p>
+            <w:pPr>
+              <w:widowControl/>
+              <w:jc w:val="center"/>
+              <w:textAlignment w:val="center"/>
+              <w:rPr>
+                <w:rFonts w:hint="eastAsia" w:ascii="楷体" w:hAnsi="楷体" w:eastAsia="楷体" w:cs="宋体"/>
+                <w:color w:val="000000"/>
+                <w:kern w:val="0"/>
+                <w:sz w:val="20"/>
+                <w:lang w:val="en-US" w:eastAsia="zh-CN" w:bidi="ar-SA"/>
+              </w:rPr>
+            </w:pPr>
+            <w:r>
+              <w:rPr>
+                <w:rFonts w:hint="eastAsia" w:ascii="楷体" w:hAnsi="楷体" w:eastAsia="楷体" w:cs="楷体"/>
+                <w:color w:val="000000"/>
+                <w:kern w:val="0"/>
+                <w:sz w:val="20"/>
+                <w:lang w:val="en-US" w:eastAsia="zh-CN" w:bidi="ar"/>
+              </w:rPr>
+              <w:t>{% if loop.first %}实物状况{% endif %}</w:t>
+            </w:r>
+          </w:p>
         </w:tc>
         <w:tc>
           <w:tcPr>
@@ -11101,7 +10292,7 @@
                 <w:sz w:val="20"/>
                 <w:lang w:val="en-US" w:eastAsia="zh-CN" w:bidi="ar"/>
               </w:rPr>
-              <w:t>建筑外观</w:t>
+              <w:t>{{ f.name }}</w:t>
             </w:r>
           </w:p>
         </w:tc>
@@ -11109,7 +10300,7 @@
           <w:tcPr>
             <w:tcW w:w="6343" w:type="dxa"/>
             <w:tcBorders>
-              <w:top w:val="nil"/>
+              <w:top w:val="single" w:color="auto" w:sz="4" w:space="0"/>
               <w:left w:val="nil"/>
               <w:bottom w:val="single" w:color="auto" w:sz="4" w:space="0"/>
               <w:right w:val="single" w:color="auto" w:sz="4" w:space="0"/>
@@ -11142,7 +10333,7 @@
                 <w:sz w:val="20"/>
                 <w:lang w:val="en-US" w:eastAsia="zh-CN" w:bidi="ar"/>
               </w:rPr>
-              <w:t>外墙是涂料，造型比较方正，简洁利落，裙楼为商铺，门面是无框玻璃门。</w:t>
+              <w:t>{% if f.name == "建筑规模" %}{{ subjects_narrative }}。{% else %}{{ f.description }}{% endif %}</w:t>
             </w:r>
           </w:p>
         </w:tc>
@@ -11154,7 +10345,7 @@
         <w:tc>
           <w:tcPr>
             <w:tcW w:w="363" w:type="pct"/>
-            <w:vMerge w:val="continue"/>
+            <w:vMerge w:val="restart"/>
             <w:tcBorders>
               <w:top w:val="single" w:color="auto" w:sz="4" w:space="0"/>
               <w:left w:val="single" w:color="auto" w:sz="4" w:space="0"/>
@@ -11168,7 +10359,30 @@
             </w:tcMar>
             <w:vAlign w:val="center"/>
           </w:tcPr>
-          <w:p/>
+          <w:p>
+            <w:pPr>
+              <w:widowControl/>
+              <w:jc w:val="center"/>
+              <w:textAlignment w:val="center"/>
+              <w:rPr>
+                <w:rFonts w:hint="eastAsia" w:ascii="楷体" w:hAnsi="楷体" w:eastAsia="楷体" w:cs="宋体"/>
+                <w:color w:val="000000"/>
+                <w:kern w:val="0"/>
+                <w:sz w:val="20"/>
+                <w:lang w:val="en-US" w:eastAsia="zh-CN" w:bidi="ar-SA"/>
+              </w:rPr>
+            </w:pPr>
+            <w:r>
+              <w:rPr>
+                <w:rFonts w:hint="eastAsia" w:ascii="楷体" w:hAnsi="楷体" w:eastAsia="楷体" w:cs="楷体"/>
+                <w:color w:val="000000"/>
+                <w:kern w:val="0"/>
+                <w:sz w:val="20"/>
+                <w:lang w:val="en-US" w:eastAsia="zh-CN" w:bidi="ar"/>
+              </w:rPr>
+              <w:t>{%tr endfor %}</w:t>
+            </w:r>
+          </w:p>
         </w:tc>
         <w:tc>
           <w:tcPr>
@@ -11207,7 +10421,7 @@
                 <w:sz w:val="20"/>
                 <w:lang w:val="en-US" w:eastAsia="zh-CN" w:bidi="ar"/>
               </w:rPr>
-              <w:t>建筑结构</w:t>
+              <w:t>建筑规模</w:t>
             </w:r>
           </w:p>
         </w:tc>
@@ -11215,7 +10429,7 @@
           <w:tcPr>
             <w:tcW w:w="6343" w:type="dxa"/>
             <w:tcBorders>
-              <w:top w:val="nil"/>
+              <w:top w:val="single" w:color="auto" w:sz="4" w:space="0"/>
               <w:left w:val="nil"/>
               <w:bottom w:val="single" w:color="auto" w:sz="4" w:space="0"/>
               <w:right w:val="single" w:color="auto" w:sz="4" w:space="0"/>
@@ -11233,7 +10447,7 @@
               <w:jc w:val="left"/>
               <w:textAlignment w:val="center"/>
               <w:rPr>
-                <w:rFonts w:hint="default" w:ascii="楷体" w:hAnsi="楷体" w:eastAsia="楷体" w:cs="宋体"/>
+                <w:rFonts w:hint="eastAsia" w:ascii="楷体" w:hAnsi="楷体" w:eastAsia="楷体" w:cs="宋体"/>
                 <w:color w:val="000000"/>
                 <w:kern w:val="0"/>
                 <w:sz w:val="20"/>
@@ -11248,558 +10462,7 @@
                 <w:sz w:val="20"/>
                 <w:lang w:val="en-US" w:eastAsia="zh-CN" w:bidi="ar"/>
               </w:rPr>
-              <w:t>钢混结构，共5层。</w:t>
-            </w:r>
-          </w:p>
-        </w:tc>
-      </w:tr>
-      <w:tr>
-        <w:trPr>
-          <w:trHeight w:val="90" w:hRule="atLeast"/>
-        </w:trPr>
-        <w:tc>
-          <w:tcPr>
-            <w:tcW w:w="363" w:type="pct"/>
-            <w:vMerge w:val="continue"/>
-            <w:tcBorders>
-              <w:top w:val="single" w:color="auto" w:sz="4" w:space="0"/>
-              <w:left w:val="single" w:color="auto" w:sz="4" w:space="0"/>
-              <w:bottom w:val="single" w:color="auto" w:sz="4" w:space="0"/>
-              <w:right w:val="single" w:color="auto" w:sz="4" w:space="0"/>
-            </w:tcBorders>
-            <w:noWrap w:val="0"/>
-            <w:tcMar>
-              <w:left w:w="108" w:type="dxa"/>
-              <w:right w:w="108" w:type="dxa"/>
-            </w:tcMar>
-            <w:vAlign w:val="center"/>
-          </w:tcPr>
-          <w:p/>
-        </w:tc>
-        <w:tc>
-          <w:tcPr>
-            <w:tcW w:w="2269" w:type="dxa"/>
-            <w:tcBorders>
-              <w:top w:val="single" w:color="auto" w:sz="4" w:space="0"/>
-              <w:left w:val="nil"/>
-              <w:bottom w:val="single" w:color="auto" w:sz="4" w:space="0"/>
-              <w:right w:val="single" w:color="auto" w:sz="4" w:space="0"/>
-            </w:tcBorders>
-            <w:noWrap w:val="0"/>
-            <w:tcMar>
-              <w:left w:w="108" w:type="dxa"/>
-              <w:right w:w="108" w:type="dxa"/>
-            </w:tcMar>
-            <w:vAlign w:val="center"/>
-          </w:tcPr>
-          <w:p>
-            <w:pPr>
-              <w:widowControl/>
-              <w:jc w:val="center"/>
-              <w:textAlignment w:val="center"/>
-              <w:rPr>
-                <w:rFonts w:hint="eastAsia" w:ascii="楷体" w:hAnsi="楷体" w:eastAsia="楷体" w:cs="宋体"/>
-                <w:color w:val="000000"/>
-                <w:kern w:val="0"/>
-                <w:sz w:val="20"/>
-                <w:lang w:val="en-US" w:eastAsia="zh-CN" w:bidi="ar-SA"/>
-              </w:rPr>
-            </w:pPr>
-            <w:r>
-              <w:rPr>
-                <w:rFonts w:hint="eastAsia" w:ascii="楷体" w:hAnsi="楷体" w:eastAsia="楷体" w:cs="楷体"/>
-                <w:color w:val="000000"/>
-                <w:kern w:val="0"/>
-                <w:sz w:val="20"/>
-                <w:lang w:val="en-US" w:eastAsia="zh-CN" w:bidi="ar"/>
-              </w:rPr>
-              <w:t>设备设施</w:t>
-            </w:r>
-          </w:p>
-        </w:tc>
-        <w:tc>
-          <w:tcPr>
-            <w:tcW w:w="6343" w:type="dxa"/>
-            <w:tcBorders>
-              <w:top w:val="nil"/>
-              <w:left w:val="nil"/>
-              <w:bottom w:val="single" w:color="auto" w:sz="4" w:space="0"/>
-              <w:right w:val="single" w:color="auto" w:sz="4" w:space="0"/>
-            </w:tcBorders>
-            <w:noWrap w:val="0"/>
-            <w:tcMar>
-              <w:left w:w="108" w:type="dxa"/>
-              <w:right w:w="108" w:type="dxa"/>
-            </w:tcMar>
-            <w:vAlign w:val="center"/>
-          </w:tcPr>
-          <w:p>
-            <w:pPr>
-              <w:widowControl/>
-              <w:jc w:val="left"/>
-              <w:textAlignment w:val="center"/>
-              <w:rPr>
-                <w:rFonts w:hint="eastAsia" w:ascii="楷体" w:hAnsi="楷体" w:eastAsia="楷体" w:cs="宋体"/>
-                <w:color w:val="000000"/>
-                <w:kern w:val="0"/>
-                <w:sz w:val="20"/>
-                <w:lang w:val="en-US" w:eastAsia="zh-CN" w:bidi="ar-SA"/>
-              </w:rPr>
-            </w:pPr>
-            <w:r>
-              <w:rPr>
-                <w:rFonts w:hint="eastAsia" w:ascii="楷体" w:hAnsi="楷体" w:eastAsia="楷体" w:cs="楷体"/>
-                <w:color w:val="000000"/>
-                <w:kern w:val="0"/>
-                <w:sz w:val="20"/>
-                <w:lang w:val="en-US" w:eastAsia="zh-CN" w:bidi="ar"/>
-              </w:rPr>
-              <w:t>水电卫等设施完善。</w:t>
-            </w:r>
-          </w:p>
-        </w:tc>
-      </w:tr>
-      <w:tr>
-        <w:trPr>
-          <w:trHeight w:val="499" w:hRule="atLeast"/>
-        </w:trPr>
-        <w:tc>
-          <w:tcPr>
-            <w:tcW w:w="363" w:type="pct"/>
-            <w:vMerge w:val="continue"/>
-            <w:tcBorders>
-              <w:top w:val="single" w:color="auto" w:sz="4" w:space="0"/>
-              <w:left w:val="single" w:color="auto" w:sz="4" w:space="0"/>
-              <w:bottom w:val="single" w:color="auto" w:sz="4" w:space="0"/>
-              <w:right w:val="single" w:color="auto" w:sz="4" w:space="0"/>
-            </w:tcBorders>
-            <w:noWrap w:val="0"/>
-            <w:tcMar>
-              <w:left w:w="108" w:type="dxa"/>
-              <w:right w:w="108" w:type="dxa"/>
-            </w:tcMar>
-            <w:vAlign w:val="center"/>
-          </w:tcPr>
-          <w:p/>
-        </w:tc>
-        <w:tc>
-          <w:tcPr>
-            <w:tcW w:w="2269" w:type="dxa"/>
-            <w:tcBorders>
-              <w:top w:val="single" w:color="auto" w:sz="4" w:space="0"/>
-              <w:left w:val="nil"/>
-              <w:bottom w:val="single" w:color="auto" w:sz="4" w:space="0"/>
-              <w:right w:val="single" w:color="auto" w:sz="4" w:space="0"/>
-            </w:tcBorders>
-            <w:noWrap w:val="0"/>
-            <w:tcMar>
-              <w:left w:w="108" w:type="dxa"/>
-              <w:right w:w="108" w:type="dxa"/>
-            </w:tcMar>
-            <w:vAlign w:val="center"/>
-          </w:tcPr>
-          <w:p>
-            <w:pPr>
-              <w:widowControl/>
-              <w:jc w:val="center"/>
-              <w:textAlignment w:val="center"/>
-              <w:rPr>
-                <w:rFonts w:hint="eastAsia" w:ascii="楷体" w:hAnsi="楷体" w:eastAsia="楷体" w:cs="宋体"/>
-                <w:color w:val="000000"/>
-                <w:kern w:val="0"/>
-                <w:sz w:val="20"/>
-                <w:lang w:val="en-US" w:eastAsia="zh-CN" w:bidi="ar-SA"/>
-              </w:rPr>
-            </w:pPr>
-            <w:r>
-              <w:rPr>
-                <w:rFonts w:hint="eastAsia" w:ascii="楷体" w:hAnsi="楷体" w:eastAsia="楷体" w:cs="楷体"/>
-                <w:color w:val="000000"/>
-                <w:kern w:val="0"/>
-                <w:sz w:val="20"/>
-                <w:lang w:val="en-US" w:eastAsia="zh-CN" w:bidi="ar"/>
-              </w:rPr>
-              <w:t>平均层高</w:t>
-            </w:r>
-          </w:p>
-        </w:tc>
-        <w:tc>
-          <w:tcPr>
-            <w:tcW w:w="6343" w:type="dxa"/>
-            <w:tcBorders>
-              <w:top w:val="nil"/>
-              <w:left w:val="nil"/>
-              <w:bottom w:val="single" w:color="auto" w:sz="4" w:space="0"/>
-              <w:right w:val="single" w:color="auto" w:sz="4" w:space="0"/>
-            </w:tcBorders>
-            <w:noWrap w:val="0"/>
-            <w:tcMar>
-              <w:left w:w="108" w:type="dxa"/>
-              <w:right w:w="108" w:type="dxa"/>
-            </w:tcMar>
-            <w:vAlign w:val="center"/>
-          </w:tcPr>
-          <w:p>
-            <w:pPr>
-              <w:widowControl/>
-              <w:jc w:val="left"/>
-              <w:textAlignment w:val="center"/>
-              <w:rPr>
-                <w:rFonts w:hint="eastAsia" w:ascii="楷体" w:hAnsi="楷体" w:eastAsia="楷体" w:cs="宋体"/>
-                <w:color w:val="000000"/>
-                <w:kern w:val="0"/>
-                <w:sz w:val="20"/>
-                <w:lang w:val="en-US" w:eastAsia="zh-CN" w:bidi="ar-SA"/>
-              </w:rPr>
-            </w:pPr>
-            <w:r>
-              <w:rPr>
-                <w:rFonts w:hint="eastAsia" w:ascii="楷体" w:hAnsi="楷体" w:eastAsia="楷体" w:cs="楷体"/>
-                <w:color w:val="000000"/>
-                <w:kern w:val="0"/>
-                <w:sz w:val="20"/>
-                <w:lang w:val="en-US" w:eastAsia="zh-CN" w:bidi="ar"/>
-              </w:rPr>
-              <w:t>估价对象平均层高3.5m—4.0m。</w:t>
-            </w:r>
-          </w:p>
-        </w:tc>
-      </w:tr>
-      <w:tr>
-        <w:trPr>
-          <w:trHeight w:val="499" w:hRule="atLeast"/>
-        </w:trPr>
-        <w:tc>
-          <w:tcPr>
-            <w:tcW w:w="363" w:type="pct"/>
-            <w:vMerge w:val="continue"/>
-            <w:tcBorders>
-              <w:top w:val="single" w:color="auto" w:sz="4" w:space="0"/>
-              <w:left w:val="single" w:color="auto" w:sz="4" w:space="0"/>
-              <w:bottom w:val="single" w:color="auto" w:sz="4" w:space="0"/>
-              <w:right w:val="single" w:color="auto" w:sz="4" w:space="0"/>
-            </w:tcBorders>
-            <w:noWrap w:val="0"/>
-            <w:tcMar>
-              <w:left w:w="108" w:type="dxa"/>
-              <w:right w:w="108" w:type="dxa"/>
-            </w:tcMar>
-            <w:vAlign w:val="center"/>
-          </w:tcPr>
-          <w:p/>
-        </w:tc>
-        <w:tc>
-          <w:tcPr>
-            <w:tcW w:w="2269" w:type="dxa"/>
-            <w:tcBorders>
-              <w:top w:val="single" w:color="auto" w:sz="4" w:space="0"/>
-              <w:left w:val="nil"/>
-              <w:bottom w:val="single" w:color="auto" w:sz="4" w:space="0"/>
-              <w:right w:val="single" w:color="auto" w:sz="4" w:space="0"/>
-            </w:tcBorders>
-            <w:noWrap w:val="0"/>
-            <w:tcMar>
-              <w:left w:w="108" w:type="dxa"/>
-              <w:right w:w="108" w:type="dxa"/>
-            </w:tcMar>
-            <w:vAlign w:val="center"/>
-          </w:tcPr>
-          <w:p>
-            <w:pPr>
-              <w:widowControl/>
-              <w:jc w:val="center"/>
-              <w:textAlignment w:val="center"/>
-              <w:rPr>
-                <w:rFonts w:hint="eastAsia" w:ascii="楷体" w:hAnsi="楷体" w:eastAsia="楷体" w:cs="宋体"/>
-                <w:color w:val="000000"/>
-                <w:kern w:val="0"/>
-                <w:sz w:val="20"/>
-                <w:lang w:val="en-US" w:eastAsia="zh-CN" w:bidi="ar-SA"/>
-              </w:rPr>
-            </w:pPr>
-            <w:r>
-              <w:rPr>
-                <w:rFonts w:hint="eastAsia" w:ascii="楷体" w:hAnsi="楷体" w:eastAsia="楷体" w:cs="楷体"/>
-                <w:color w:val="000000"/>
-                <w:kern w:val="0"/>
-                <w:sz w:val="20"/>
-                <w:lang w:val="en-US" w:eastAsia="zh-CN" w:bidi="ar"/>
-              </w:rPr>
-              <w:t>新旧程度</w:t>
-            </w:r>
-          </w:p>
-        </w:tc>
-        <w:tc>
-          <w:tcPr>
-            <w:tcW w:w="6343" w:type="dxa"/>
-            <w:tcBorders>
-              <w:top w:val="nil"/>
-              <w:left w:val="nil"/>
-              <w:bottom w:val="single" w:color="auto" w:sz="4" w:space="0"/>
-              <w:right w:val="single" w:color="auto" w:sz="4" w:space="0"/>
-            </w:tcBorders>
-            <w:noWrap w:val="0"/>
-            <w:tcMar>
-              <w:left w:w="108" w:type="dxa"/>
-              <w:right w:w="108" w:type="dxa"/>
-            </w:tcMar>
-            <w:vAlign w:val="center"/>
-          </w:tcPr>
-          <w:p>
-            <w:pPr>
-              <w:widowControl/>
-              <w:jc w:val="left"/>
-              <w:textAlignment w:val="center"/>
-              <w:rPr>
-                <w:rFonts w:hint="eastAsia" w:ascii="楷体" w:hAnsi="楷体" w:eastAsia="楷体" w:cs="宋体"/>
-                <w:color w:val="000000"/>
-                <w:kern w:val="0"/>
-                <w:sz w:val="20"/>
-                <w:lang w:val="en-US" w:eastAsia="zh-CN" w:bidi="ar-SA"/>
-              </w:rPr>
-            </w:pPr>
-            <w:r>
-              <w:rPr>
-                <w:rFonts w:hint="eastAsia" w:ascii="楷体" w:hAnsi="楷体" w:eastAsia="楷体" w:cs="楷体"/>
-                <w:color w:val="000000"/>
-                <w:kern w:val="0"/>
-                <w:sz w:val="20"/>
-                <w:lang w:val="en-US" w:eastAsia="zh-CN" w:bidi="ar"/>
-              </w:rPr>
-              <w:t>建成于</w:t>
-            </w:r>
-            <w:r>
-              <w:rPr>
-                <w:rFonts w:hint="eastAsia" w:ascii="楷体" w:hAnsi="楷体" w:eastAsia="楷体" w:cs="楷体"/>
-                <w:color w:val="000000"/>
-                <w:kern w:val="0"/>
-                <w:sz w:val="20"/>
-                <w:highlight w:val="none"/>
-                <w:lang w:val="en-US" w:eastAsia="zh-CN" w:bidi="ar"/>
-              </w:rPr>
-              <w:t>2013</w:t>
-            </w:r>
-            <w:r>
-              <w:rPr>
-                <w:rFonts w:hint="eastAsia" w:ascii="楷体" w:hAnsi="楷体" w:eastAsia="楷体" w:cs="楷体"/>
-                <w:color w:val="000000"/>
-                <w:kern w:val="0"/>
-                <w:sz w:val="20"/>
-                <w:lang w:val="en-US" w:eastAsia="zh-CN" w:bidi="ar"/>
-              </w:rPr>
-              <w:t>年，目前未发现不均匀沉降，地面、墙面、门窗保养维护较好，设备设施也维护较好。</w:t>
-            </w:r>
-          </w:p>
-        </w:tc>
-      </w:tr>
-      <w:tr>
-        <w:trPr>
-          <w:trHeight w:val="499" w:hRule="atLeast"/>
-        </w:trPr>
-        <w:tc>
-          <w:tcPr>
-            <w:tcW w:w="363" w:type="pct"/>
-            <w:vMerge w:val="continue"/>
-            <w:tcBorders>
-              <w:top w:val="single" w:color="auto" w:sz="4" w:space="0"/>
-              <w:left w:val="single" w:color="auto" w:sz="4" w:space="0"/>
-              <w:bottom w:val="single" w:color="auto" w:sz="4" w:space="0"/>
-              <w:right w:val="single" w:color="auto" w:sz="4" w:space="0"/>
-            </w:tcBorders>
-            <w:noWrap w:val="0"/>
-            <w:tcMar>
-              <w:left w:w="108" w:type="dxa"/>
-              <w:right w:w="108" w:type="dxa"/>
-            </w:tcMar>
-            <w:vAlign w:val="center"/>
-          </w:tcPr>
-          <w:p/>
-        </w:tc>
-        <w:tc>
-          <w:tcPr>
-            <w:tcW w:w="2269" w:type="dxa"/>
-            <w:tcBorders>
-              <w:top w:val="single" w:color="auto" w:sz="4" w:space="0"/>
-              <w:left w:val="nil"/>
-              <w:bottom w:val="single" w:color="auto" w:sz="4" w:space="0"/>
-              <w:right w:val="single" w:color="auto" w:sz="4" w:space="0"/>
-            </w:tcBorders>
-            <w:noWrap w:val="0"/>
-            <w:tcMar>
-              <w:left w:w="108" w:type="dxa"/>
-              <w:right w:w="108" w:type="dxa"/>
-            </w:tcMar>
-            <w:vAlign w:val="center"/>
-          </w:tcPr>
-          <w:p>
-            <w:pPr>
-              <w:widowControl/>
-              <w:jc w:val="center"/>
-              <w:textAlignment w:val="center"/>
-              <w:rPr>
-                <w:rFonts w:hint="eastAsia" w:ascii="楷体" w:hAnsi="楷体" w:eastAsia="楷体" w:cs="宋体"/>
-                <w:color w:val="000000"/>
-                <w:kern w:val="0"/>
-                <w:sz w:val="20"/>
-                <w:lang w:val="en-US" w:eastAsia="zh-CN" w:bidi="ar-SA"/>
-              </w:rPr>
-            </w:pPr>
-            <w:r>
-              <w:rPr>
-                <w:rFonts w:hint="eastAsia" w:ascii="楷体" w:hAnsi="楷体" w:eastAsia="楷体" w:cs="楷体"/>
-                <w:color w:val="000000"/>
-                <w:kern w:val="0"/>
-                <w:sz w:val="20"/>
-                <w:lang w:val="en-US" w:eastAsia="zh-CN" w:bidi="ar"/>
-              </w:rPr>
-              <w:t>装饰装修</w:t>
-            </w:r>
-          </w:p>
-        </w:tc>
-        <w:tc>
-          <w:tcPr>
-            <w:tcW w:w="6343" w:type="dxa"/>
-            <w:tcBorders>
-              <w:top w:val="nil"/>
-              <w:left w:val="nil"/>
-              <w:bottom w:val="single" w:color="auto" w:sz="4" w:space="0"/>
-              <w:right w:val="single" w:color="auto" w:sz="4" w:space="0"/>
-            </w:tcBorders>
-            <w:noWrap w:val="0"/>
-            <w:tcMar>
-              <w:left w:w="108" w:type="dxa"/>
-              <w:right w:w="108" w:type="dxa"/>
-            </w:tcMar>
-            <w:vAlign w:val="center"/>
-          </w:tcPr>
-          <w:p>
-            <w:pPr>
-              <w:widowControl/>
-              <w:jc w:val="left"/>
-              <w:textAlignment w:val="center"/>
-              <w:rPr>
-                <w:rFonts w:hint="eastAsia" w:ascii="楷体" w:hAnsi="楷体" w:eastAsia="楷体" w:cs="宋体"/>
-                <w:color w:val="000000"/>
-                <w:kern w:val="0"/>
-                <w:sz w:val="20"/>
-                <w:lang w:val="en-US" w:eastAsia="zh-CN" w:bidi="ar-SA"/>
-              </w:rPr>
-            </w:pPr>
-            <w:r>
-              <w:rPr>
-                <w:rFonts w:hint="eastAsia" w:ascii="楷体" w:hAnsi="楷体" w:eastAsia="楷体" w:cs="楷体"/>
-                <w:color w:val="000000"/>
-                <w:kern w:val="0"/>
-                <w:sz w:val="20"/>
-                <w:lang w:val="en-US" w:eastAsia="zh-CN" w:bidi="ar"/>
-              </w:rPr>
-              <w:t>地面：抛光砖；墙面：乳胶漆；顶面：石膏造型吊顶 。</w:t>
-            </w:r>
-          </w:p>
-        </w:tc>
-      </w:tr>
-      <w:tr>
-        <w:trPr>
-          <w:trHeight w:val="499" w:hRule="atLeast"/>
-        </w:trPr>
-        <w:tc>
-          <w:tcPr>
-            <w:tcW w:w="363" w:type="pct"/>
-            <w:vMerge w:val="continue"/>
-            <w:tcBorders>
-              <w:top w:val="single" w:color="auto" w:sz="4" w:space="0"/>
-              <w:left w:val="single" w:color="auto" w:sz="4" w:space="0"/>
-              <w:bottom w:val="single" w:color="auto" w:sz="4" w:space="0"/>
-              <w:right w:val="single" w:color="auto" w:sz="4" w:space="0"/>
-            </w:tcBorders>
-            <w:noWrap w:val="0"/>
-            <w:tcMar>
-              <w:left w:w="108" w:type="dxa"/>
-              <w:right w:w="108" w:type="dxa"/>
-            </w:tcMar>
-            <w:vAlign w:val="center"/>
-          </w:tcPr>
-          <w:p/>
-        </w:tc>
-        <w:tc>
-          <w:tcPr>
-            <w:tcW w:w="2269" w:type="dxa"/>
-            <w:tcBorders>
-              <w:top w:val="single" w:color="auto" w:sz="4" w:space="0"/>
-              <w:left w:val="nil"/>
-              <w:bottom w:val="single" w:color="auto" w:sz="4" w:space="0"/>
-              <w:right w:val="single" w:color="auto" w:sz="4" w:space="0"/>
-            </w:tcBorders>
-            <w:noWrap w:val="0"/>
-            <w:tcMar>
-              <w:left w:w="108" w:type="dxa"/>
-              <w:right w:w="108" w:type="dxa"/>
-            </w:tcMar>
-            <w:vAlign w:val="center"/>
-          </w:tcPr>
-          <w:p>
-            <w:pPr>
-              <w:widowControl/>
-              <w:jc w:val="center"/>
-              <w:textAlignment w:val="center"/>
-              <w:rPr>
-                <w:rFonts w:hint="eastAsia" w:ascii="楷体" w:hAnsi="楷体" w:eastAsia="楷体" w:cs="宋体"/>
-                <w:color w:val="000000"/>
-                <w:kern w:val="0"/>
-                <w:sz w:val="20"/>
-                <w:lang w:val="en-US" w:eastAsia="zh-CN" w:bidi="ar-SA"/>
-              </w:rPr>
-            </w:pPr>
-            <w:r>
-              <w:rPr>
-                <w:rFonts w:hint="eastAsia" w:ascii="楷体" w:hAnsi="楷体" w:eastAsia="楷体" w:cs="楷体"/>
-                <w:color w:val="000000"/>
-                <w:kern w:val="0"/>
-                <w:sz w:val="20"/>
-                <w:lang w:val="en-US" w:eastAsia="zh-CN" w:bidi="ar"/>
-              </w:rPr>
-              <w:t>宽深比</w:t>
-            </w:r>
-          </w:p>
-        </w:tc>
-        <w:tc>
-          <w:tcPr>
-            <w:tcW w:w="6343" w:type="dxa"/>
-            <w:tcBorders>
-              <w:top w:val="nil"/>
-              <w:left w:val="nil"/>
-              <w:bottom w:val="single" w:color="auto" w:sz="4" w:space="0"/>
-              <w:right w:val="single" w:color="auto" w:sz="4" w:space="0"/>
-            </w:tcBorders>
-            <w:noWrap w:val="0"/>
-            <w:tcMar>
-              <w:left w:w="108" w:type="dxa"/>
-              <w:right w:w="108" w:type="dxa"/>
-            </w:tcMar>
-            <w:vAlign w:val="center"/>
-          </w:tcPr>
-          <w:p>
-            <w:pPr>
-              <w:widowControl/>
-              <w:jc w:val="left"/>
-              <w:textAlignment w:val="center"/>
-              <w:rPr>
-                <w:rFonts w:hint="eastAsia" w:ascii="楷体" w:hAnsi="楷体" w:eastAsia="楷体" w:cs="宋体"/>
-                <w:color w:val="000000"/>
-                <w:kern w:val="0"/>
-                <w:sz w:val="20"/>
-                <w:lang w:val="en-US" w:eastAsia="zh-CN" w:bidi="ar-SA"/>
-              </w:rPr>
-            </w:pPr>
-            <w:r>
-              <w:rPr>
-                <w:rFonts w:hint="eastAsia" w:ascii="楷体" w:hAnsi="楷体" w:eastAsia="楷体" w:cs="楷体"/>
-                <w:color w:val="000000"/>
-                <w:kern w:val="0"/>
-                <w:sz w:val="20"/>
-                <w:lang w:val="en-US" w:eastAsia="zh-CN" w:bidi="ar"/>
-              </w:rPr>
-              <w:t>估价对象宽深比为1:2.5，形状规则。</w:t>
+              <w:t>{{ subjects_narrative }}。</w:t>
             </w:r>
           </w:p>
         </w:tc>
@@ -12527,7 +11190,6 @@
                 <w:highlight w:val="none"/>
               </w:rPr>
             </w:pPr>
-            <w:bookmarkStart w:id="67" w:name="_Toc221711027"/>
             <w:r>
               <w:rPr>
                 <w:rFonts w:hint="eastAsia" w:ascii="楷体" w:hAnsi="楷体" w:eastAsia="楷体" w:cs="楷体"/>
@@ -12537,7 +11199,7 @@
                 <w:highlight w:val="none"/>
                 <w:lang w:val="en-US" w:eastAsia="zh-CN" w:bidi="ar"/>
               </w:rPr>
-              <w:t>权益状况</w:t>
+              <w:t>{%tr for f in 权益因素 %}</w:t>
             </w:r>
           </w:p>
         </w:tc>
@@ -12627,12 +11289,11 @@
       </w:tr>
       <w:tr>
         <w:trPr>
-          <w:trHeight w:val="499" w:hRule="atLeast"/>
+          <w:trHeight w:val="483" w:hRule="atLeast"/>
         </w:trPr>
         <w:tc>
           <w:tcPr>
             <w:tcW w:w="1462" w:type="dxa"/>
-            <w:vMerge w:val="continue"/>
             <w:tcBorders>
               <w:bottom w:val="single" w:color="auto" w:sz="4" w:space="0"/>
               <w:right w:val="single" w:color="auto" w:sz="4" w:space="0"/>
@@ -12643,20 +11304,41 @@
               <w:right w:w="108" w:type="dxa"/>
             </w:tcMar>
             <w:vAlign w:val="center"/>
+            <w:vMerge w:val="{% if loop.first %}restart{% else %}continue{% endif %}"/>
           </w:tcPr>
           <w:p>
             <w:pPr>
+              <w:widowControl/>
+              <w:jc w:val="center"/>
+              <w:textAlignment w:val="center"/>
               <w:rPr>
                 <w:highlight w:val="none"/>
               </w:rPr>
             </w:pPr>
+            <w:r>
+              <w:t>{% if loop.first %}</w:t>
+            </w:r>
+            <w:bookmarkStart w:id="67" w:name="_Toc221711027"/>
+            <w:r>
+              <w:t>{% endif %}</w:t>
+            </w:r>
+            <w:r>
+              <w:rPr>
+                <w:rFonts w:hint="eastAsia" w:ascii="楷体" w:hAnsi="楷体" w:eastAsia="楷体" w:cs="楷体"/>
+                <w:color w:val="000000"/>
+                <w:kern w:val="0"/>
+                <w:sz w:val="20"/>
+                <w:highlight w:val="none"/>
+                <w:lang w:val="en-US" w:eastAsia="zh-CN" w:bidi="ar"/>
+              </w:rPr>
+              <w:t>{% if loop.first %}权益状况{% endif %}</w:t>
+            </w:r>
           </w:p>
         </w:tc>
         <w:tc>
           <w:tcPr>
             <w:tcW w:w="1770" w:type="dxa"/>
             <w:tcBorders>
-              <w:top w:val="single" w:color="auto" w:sz="4" w:space="0"/>
               <w:left w:val="nil"/>
               <w:bottom w:val="single" w:color="auto" w:sz="4" w:space="0"/>
               <w:right w:val="single" w:color="auto" w:sz="4" w:space="0"/>
@@ -12691,7 +11373,7 @@
                 <w:highlight w:val="none"/>
                 <w:lang w:val="en-US" w:eastAsia="zh-CN" w:bidi="ar"/>
               </w:rPr>
-              <w:t>可否餐饮</w:t>
+              <w:t>{{ f.name }}</w:t>
             </w:r>
           </w:p>
         </w:tc>
@@ -12699,7 +11381,6 @@
           <w:tcPr>
             <w:tcW w:w="5946" w:type="dxa"/>
             <w:tcBorders>
-              <w:top w:val="nil"/>
               <w:left w:val="nil"/>
               <w:bottom w:val="single" w:color="auto" w:sz="4" w:space="0"/>
             </w:tcBorders>
@@ -12733,43 +11414,21 @@
                 <w:highlight w:val="none"/>
                 <w:lang w:val="en-US" w:eastAsia="zh-CN" w:bidi="ar"/>
               </w:rPr>
-              <w:t>有烟道、通上下水、可做餐饮。</w:t>
+              <w:t>{{ f.description }}</w:t>
             </w:r>
           </w:p>
         </w:tc>
       </w:tr>
       <w:tr>
         <w:trPr>
-          <w:trHeight w:val="499" w:hRule="atLeast"/>
+          <w:trHeight w:val="483" w:hRule="atLeast"/>
         </w:trPr>
         <w:tc>
           <w:tcPr>
             <w:tcW w:w="1462" w:type="dxa"/>
-            <w:vMerge w:val="continue"/>
+            <w:vMerge w:val="restart"/>
             <w:tcBorders>
-              <w:right w:val="single" w:color="auto" w:sz="4" w:space="0"/>
-            </w:tcBorders>
-            <w:noWrap w:val="0"/>
-            <w:tcMar>
-              <w:left w:w="108" w:type="dxa"/>
-              <w:right w:w="108" w:type="dxa"/>
-            </w:tcMar>
-            <w:vAlign w:val="center"/>
-          </w:tcPr>
-          <w:p>
-            <w:pPr>
-              <w:rPr>
-                <w:highlight w:val="none"/>
-              </w:rPr>
-            </w:pPr>
-          </w:p>
-        </w:tc>
-        <w:tc>
-          <w:tcPr>
-            <w:tcW w:w="1770" w:type="dxa"/>
-            <w:tcBorders>
-              <w:top w:val="single" w:color="auto" w:sz="4" w:space="0"/>
-              <w:left w:val="nil"/>
+              <w:bottom w:val="single" w:color="auto" w:sz="4" w:space="0"/>
               <w:right w:val="single" w:color="auto" w:sz="4" w:space="0"/>
             </w:tcBorders>
             <w:noWrap w:val="0"/>
@@ -12785,6 +11444,43 @@
               <w:jc w:val="center"/>
               <w:textAlignment w:val="center"/>
               <w:rPr>
+                <w:highlight w:val="none"/>
+              </w:rPr>
+            </w:pPr>
+            <w:r>
+              <w:rPr>
+                <w:rFonts w:hint="eastAsia" w:ascii="楷体" w:hAnsi="楷体" w:eastAsia="楷体" w:cs="楷体"/>
+                <w:color w:val="000000"/>
+                <w:kern w:val="0"/>
+                <w:sz w:val="20"/>
+                <w:highlight w:val="none"/>
+                <w:lang w:val="en-US" w:eastAsia="zh-CN" w:bidi="ar"/>
+              </w:rPr>
+              <w:t>{%tr endfor %}</w:t>
+            </w:r>
+          </w:p>
+        </w:tc>
+        <w:tc>
+          <w:tcPr>
+            <w:tcW w:w="1770" w:type="dxa"/>
+            <w:tcBorders>
+              <w:left w:val="nil"/>
+              <w:bottom w:val="single" w:color="auto" w:sz="4" w:space="0"/>
+              <w:right w:val="single" w:color="auto" w:sz="4" w:space="0"/>
+            </w:tcBorders>
+            <w:noWrap w:val="0"/>
+            <w:tcMar>
+              <w:left w:w="108" w:type="dxa"/>
+              <w:right w:w="108" w:type="dxa"/>
+            </w:tcMar>
+            <w:vAlign w:val="center"/>
+          </w:tcPr>
+          <w:p>
+            <w:pPr>
+              <w:widowControl/>
+              <w:jc w:val="center"/>
+              <w:textAlignment w:val="center"/>
+              <w:rPr>
                 <w:rFonts w:hint="eastAsia" w:ascii="楷体" w:hAnsi="楷体" w:eastAsia="楷体" w:cs="宋体"/>
                 <w:color w:val="000000"/>
                 <w:kern w:val="0"/>
@@ -12802,7 +11498,7 @@
                 <w:highlight w:val="none"/>
                 <w:lang w:val="en-US" w:eastAsia="zh-CN" w:bidi="ar"/>
               </w:rPr>
-              <w:t>相邻关系限制</w:t>
+              <w:t>使用限制</w:t>
             </w:r>
           </w:p>
         </w:tc>
@@ -12810,8 +11506,8 @@
           <w:tcPr>
             <w:tcW w:w="5946" w:type="dxa"/>
             <w:tcBorders>
-              <w:top w:val="nil"/>
               <w:left w:val="nil"/>
+              <w:bottom w:val="single" w:color="auto" w:sz="4" w:space="0"/>
             </w:tcBorders>
             <w:noWrap w:val="0"/>
             <w:tcMar>
@@ -12843,7 +11539,7 @@
                 <w:highlight w:val="none"/>
                 <w:lang w:val="en-US" w:eastAsia="zh-CN" w:bidi="ar"/>
               </w:rPr>
-              <w:t>无地役权，没有相邻权受限或纠纷。</w:t>
+              <w:t>无不利使用限制</w:t>
             </w:r>
           </w:p>
         </w:tc>
